--- a/离散数学/集合论与图论/集合论与图论（下）课后习题/第7讲测验.docx
+++ b/离散数学/集合论与图论/集合论与图论（下）课后习题/第7讲测验.docx
@@ -36,7 +36,7 @@
                     <pic:cNvPicPr/>
                   </pic:nvPicPr>
                   <pic:blipFill>
-                    <a:blip r:embed="rId6"/>
+                    <a:blip r:embed="rId8"/>
                     <a:stretch>
                       <a:fillRect/>
                     </a:stretch>
@@ -127,6 +127,7 @@
       <w:pPr>
         <w:spacing w:line="360" w:lineRule="auto"/>
         <w:rPr>
+          <w:rFonts w:hint="eastAsia"/>
           <w:lang w:eastAsia="zh-CN"/>
         </w:rPr>
       </w:pPr>
@@ -180,7 +181,7 @@
                     <pic:cNvPicPr/>
                   </pic:nvPicPr>
                   <pic:blipFill>
-                    <a:blip r:embed="rId7"/>
+                    <a:blip r:embed="rId9"/>
                     <a:stretch>
                       <a:fillRect/>
                     </a:stretch>
@@ -254,6 +255,9 @@
     <w:p>
       <w:pPr>
         <w:spacing w:line="360" w:lineRule="auto"/>
+        <w:rPr>
+          <w:rFonts w:hint="eastAsia"/>
+        </w:rPr>
       </w:pPr>
       <w:r>
         <w:t>答案:A</w:t>
@@ -298,7 +302,7 @@
                     <pic:cNvPicPr/>
                   </pic:nvPicPr>
                   <pic:blipFill>
-                    <a:blip r:embed="rId8"/>
+                    <a:blip r:embed="rId10"/>
                     <a:stretch>
                       <a:fillRect/>
                     </a:stretch>
@@ -388,7 +392,7 @@
                     <pic:cNvPicPr/>
                   </pic:nvPicPr>
                   <pic:blipFill>
-                    <a:blip r:embed="rId8"/>
+                    <a:blip r:embed="rId10"/>
                     <a:stretch>
                       <a:fillRect/>
                     </a:stretch>
@@ -496,7 +500,7 @@
                     <pic:cNvPicPr/>
                   </pic:nvPicPr>
                   <pic:blipFill>
-                    <a:blip r:embed="rId8"/>
+                    <a:blip r:embed="rId10"/>
                     <a:stretch>
                       <a:fillRect/>
                     </a:stretch>
@@ -531,6 +535,7 @@
         </w:rPr>
       </w:pPr>
       <w:r>
+        <w:lastRenderedPageBreak/>
         <w:t>A,正确</w:t>
       </w:r>
     </w:p>
@@ -548,12 +553,130 @@
     <w:p>
       <w:pPr>
         <w:spacing w:line="360" w:lineRule="auto"/>
+      </w:pPr>
+      <w:r>
+        <w:t>答案:A</w:t>
+      </w:r>
+    </w:p>
+    <w:p>
+      <w:pPr>
+        <w:spacing w:line="360" w:lineRule="auto"/>
         <w:rPr>
-          <w:rFonts w:hint="eastAsia"/>
+          <w:lang w:eastAsia="zh-CN"/>
+        </w:rPr>
+      </w:pPr>
+    </w:p>
+    <w:p>
+      <w:pPr>
+        <w:spacing w:line="360" w:lineRule="auto"/>
+        <w:rPr>
+          <w:lang w:eastAsia="zh-CN"/>
         </w:rPr>
       </w:pPr>
       <w:r>
-        <w:t>答案:A</w:t>
+        <w:rPr>
+          <w:lang w:eastAsia="zh-CN"/>
+        </w:rPr>
+        <w:drawing>
+          <wp:inline distT="0" distB="0" distL="0" distR="0" wp14:anchorId="4AFDA346" wp14:editId="2F281460">
+            <wp:extent cx="5486400" cy="1894840"/>
+            <wp:effectExtent l="0" t="0" r="0" b="0"/>
+            <wp:docPr id="608908446" name="图片 1"/>
+            <wp:cNvGraphicFramePr>
+              <a:graphicFrameLocks xmlns:a="http://schemas.openxmlformats.org/drawingml/2006/main" noChangeAspect="1"/>
+            </wp:cNvGraphicFramePr>
+            <a:graphic xmlns:a="http://schemas.openxmlformats.org/drawingml/2006/main">
+              <a:graphicData uri="http://schemas.openxmlformats.org/drawingml/2006/picture">
+                <pic:pic xmlns:pic="http://schemas.openxmlformats.org/drawingml/2006/picture">
+                  <pic:nvPicPr>
+                    <pic:cNvPr id="608908446" name=""/>
+                    <pic:cNvPicPr/>
+                  </pic:nvPicPr>
+                  <pic:blipFill>
+                    <a:blip r:embed="rId11"/>
+                    <a:stretch>
+                      <a:fillRect/>
+                    </a:stretch>
+                  </pic:blipFill>
+                  <pic:spPr>
+                    <a:xfrm>
+                      <a:off x="0" y="0"/>
+                      <a:ext cx="5486400" cy="1894840"/>
+                    </a:xfrm>
+                    <a:prstGeom prst="rect">
+                      <a:avLst/>
+                    </a:prstGeom>
+                  </pic:spPr>
+                </pic:pic>
+              </a:graphicData>
+            </a:graphic>
+          </wp:inline>
+        </w:drawing>
+      </w:r>
+    </w:p>
+    <w:p>
+      <w:pPr>
+        <w:spacing w:line="360" w:lineRule="auto"/>
+        <w:rPr>
+          <w:rFonts w:hint="eastAsia"/>
+          <w:lang w:eastAsia="zh-CN"/>
+        </w:rPr>
+      </w:pPr>
+      <w:r>
+        <w:rPr>
+          <w:lang w:eastAsia="zh-CN"/>
+        </w:rPr>
+        <w:drawing>
+          <wp:inline distT="0" distB="0" distL="0" distR="0" wp14:anchorId="4911D5E8" wp14:editId="64B6A1DD">
+            <wp:extent cx="5486400" cy="784860"/>
+            <wp:effectExtent l="0" t="0" r="0" b="0"/>
+            <wp:docPr id="1798765769" name="图片 1"/>
+            <wp:cNvGraphicFramePr>
+              <a:graphicFrameLocks xmlns:a="http://schemas.openxmlformats.org/drawingml/2006/main" noChangeAspect="1"/>
+            </wp:cNvGraphicFramePr>
+            <a:graphic xmlns:a="http://schemas.openxmlformats.org/drawingml/2006/main">
+              <a:graphicData uri="http://schemas.openxmlformats.org/drawingml/2006/picture">
+                <pic:pic xmlns:pic="http://schemas.openxmlformats.org/drawingml/2006/picture">
+                  <pic:nvPicPr>
+                    <pic:cNvPr id="1798765769" name=""/>
+                    <pic:cNvPicPr/>
+                  </pic:nvPicPr>
+                  <pic:blipFill>
+                    <a:blip r:embed="rId12"/>
+                    <a:stretch>
+                      <a:fillRect/>
+                    </a:stretch>
+                  </pic:blipFill>
+                  <pic:spPr>
+                    <a:xfrm>
+                      <a:off x="0" y="0"/>
+                      <a:ext cx="5486400" cy="784860"/>
+                    </a:xfrm>
+                    <a:prstGeom prst="rect">
+                      <a:avLst/>
+                    </a:prstGeom>
+                  </pic:spPr>
+                </pic:pic>
+              </a:graphicData>
+            </a:graphic>
+          </wp:inline>
+        </w:drawing>
+      </w:r>
+    </w:p>
+    <w:p>
+      <w:pPr>
+        <w:spacing w:line="360" w:lineRule="auto"/>
+        <w:rPr>
+          <w:rFonts w:hint="eastAsia"/>
+          <w:lang w:eastAsia="zh-CN"/>
+        </w:rPr>
+      </w:pPr>
+      <w:r>
+        <w:rPr>
+          <w:rFonts w:hint="eastAsia"/>
+          <w:lang w:eastAsia="zh-CN"/>
+        </w:rPr>
+        <w:t>A</w:t>
       </w:r>
     </w:p>
     <w:sectPr>
@@ -564,6 +687,68 @@
     </w:sectPr>
   </w:body>
 </w:document>
+</file>
+
+<file path=word/endnotes.xml><?xml version="1.0" encoding="utf-8"?>
+<w:endnotes xmlns:wpc="http://schemas.microsoft.com/office/word/2010/wordprocessingCanvas" xmlns:cx="http://schemas.microsoft.com/office/drawing/2014/chartex" xmlns:cx1="http://schemas.microsoft.com/office/drawing/2015/9/8/chartex" xmlns:cx2="http://schemas.microsoft.com/office/drawing/2015/10/21/chartex" xmlns:cx3="http://schemas.microsoft.com/office/drawing/2016/5/9/chartex" xmlns:cx4="http://schemas.microsoft.com/office/drawing/2016/5/10/chartex" xmlns:cx5="http://schemas.microsoft.com/office/drawing/2016/5/11/chartex" xmlns:cx6="http://schemas.microsoft.com/office/drawing/2016/5/12/chartex" xmlns:cx7="http://schemas.microsoft.com/office/drawing/2016/5/13/chartex" xmlns:cx8="http://schemas.microsoft.com/office/drawing/2016/5/14/chartex" xmlns:mc="http://schemas.openxmlformats.org/markup-compatibility/2006" xmlns:aink="http://schemas.microsoft.com/office/drawing/2016/ink" xmlns:am3d="http://schemas.microsoft.com/office/drawing/2017/model3d" xmlns:o="urn:schemas-microsoft-com:office:office" xmlns:oel="http://schemas.microsoft.com/office/2019/extlst" xmlns:r="http://schemas.openxmlformats.org/officeDocument/2006/relationships" xmlns:m="http://schemas.openxmlformats.org/officeDocument/2006/math" xmlns:v="urn:schemas-microsoft-com:vml" xmlns:wp14="http://schemas.microsoft.com/office/word/2010/wordprocessingDrawing" xmlns:wp="http://schemas.openxmlformats.org/drawingml/2006/wordprocessingDrawing" xmlns:w10="urn:schemas-microsoft-com:office:word" xmlns:w="http://schemas.openxmlformats.org/wordprocessingml/2006/main" xmlns:w14="http://schemas.microsoft.com/office/word/2010/wordml" xmlns:w15="http://schemas.microsoft.com/office/word/2012/wordml" xmlns:w16cex="http://schemas.microsoft.com/office/word/2018/wordml/cex" xmlns:w16cid="http://schemas.microsoft.com/office/word/2016/wordml/cid" xmlns:w16="http://schemas.microsoft.com/office/word/2018/wordml" xmlns:w16du="http://schemas.microsoft.com/office/word/2023/wordml/word16du" xmlns:w16sdtdh="http://schemas.microsoft.com/office/word/2020/wordml/sdtdatahash" xmlns:w16sdtfl="http://schemas.microsoft.com/office/word/2024/wordml/sdtformatlock" xmlns:w16se="http://schemas.microsoft.com/office/word/2015/wordml/symex" xmlns:wpg="http://schemas.microsoft.com/office/word/2010/wordprocessingGroup" xmlns:wpi="http://schemas.microsoft.com/office/word/2010/wordprocessingInk" xmlns:wne="http://schemas.microsoft.com/office/word/2006/wordml" xmlns:wps="http://schemas.microsoft.com/office/word/2010/wordprocessingShape" mc:Ignorable="w14 w15 w16se w16cid w16 w16cex w16sdtdh w16sdtfl w16du wp14">
+  <w:endnote w:type="separator" w:id="-1">
+    <w:p>
+      <w:pPr>
+        <w:spacing w:after="0" w:line="240" w:lineRule="auto"/>
+        <w:rPr>
+          <w:rFonts w:hint="eastAsia"/>
+        </w:rPr>
+      </w:pPr>
+      <w:r>
+        <w:separator/>
+      </w:r>
+    </w:p>
+  </w:endnote>
+  <w:endnote w:type="continuationSeparator" w:id="0">
+    <w:p>
+      <w:pPr>
+        <w:spacing w:after="0" w:line="240" w:lineRule="auto"/>
+        <w:rPr>
+          <w:rFonts w:hint="eastAsia"/>
+        </w:rPr>
+      </w:pPr>
+      <w:r>
+        <w:continuationSeparator/>
+      </w:r>
+    </w:p>
+  </w:endnote>
+</w:endnotes>
+</file>
+
+<file path=word/footnotes.xml><?xml version="1.0" encoding="utf-8"?>
+<w:footnotes xmlns:wpc="http://schemas.microsoft.com/office/word/2010/wordprocessingCanvas" xmlns:cx="http://schemas.microsoft.com/office/drawing/2014/chartex" xmlns:cx1="http://schemas.microsoft.com/office/drawing/2015/9/8/chartex" xmlns:cx2="http://schemas.microsoft.com/office/drawing/2015/10/21/chartex" xmlns:cx3="http://schemas.microsoft.com/office/drawing/2016/5/9/chartex" xmlns:cx4="http://schemas.microsoft.com/office/drawing/2016/5/10/chartex" xmlns:cx5="http://schemas.microsoft.com/office/drawing/2016/5/11/chartex" xmlns:cx6="http://schemas.microsoft.com/office/drawing/2016/5/12/chartex" xmlns:cx7="http://schemas.microsoft.com/office/drawing/2016/5/13/chartex" xmlns:cx8="http://schemas.microsoft.com/office/drawing/2016/5/14/chartex" xmlns:mc="http://schemas.openxmlformats.org/markup-compatibility/2006" xmlns:aink="http://schemas.microsoft.com/office/drawing/2016/ink" xmlns:am3d="http://schemas.microsoft.com/office/drawing/2017/model3d" xmlns:o="urn:schemas-microsoft-com:office:office" xmlns:oel="http://schemas.microsoft.com/office/2019/extlst" xmlns:r="http://schemas.openxmlformats.org/officeDocument/2006/relationships" xmlns:m="http://schemas.openxmlformats.org/officeDocument/2006/math" xmlns:v="urn:schemas-microsoft-com:vml" xmlns:wp14="http://schemas.microsoft.com/office/word/2010/wordprocessingDrawing" xmlns:wp="http://schemas.openxmlformats.org/drawingml/2006/wordprocessingDrawing" xmlns:w10="urn:schemas-microsoft-com:office:word" xmlns:w="http://schemas.openxmlformats.org/wordprocessingml/2006/main" xmlns:w14="http://schemas.microsoft.com/office/word/2010/wordml" xmlns:w15="http://schemas.microsoft.com/office/word/2012/wordml" xmlns:w16cex="http://schemas.microsoft.com/office/word/2018/wordml/cex" xmlns:w16cid="http://schemas.microsoft.com/office/word/2016/wordml/cid" xmlns:w16="http://schemas.microsoft.com/office/word/2018/wordml" xmlns:w16du="http://schemas.microsoft.com/office/word/2023/wordml/word16du" xmlns:w16sdtdh="http://schemas.microsoft.com/office/word/2020/wordml/sdtdatahash" xmlns:w16sdtfl="http://schemas.microsoft.com/office/word/2024/wordml/sdtformatlock" xmlns:w16se="http://schemas.microsoft.com/office/word/2015/wordml/symex" xmlns:wpg="http://schemas.microsoft.com/office/word/2010/wordprocessingGroup" xmlns:wpi="http://schemas.microsoft.com/office/word/2010/wordprocessingInk" xmlns:wne="http://schemas.microsoft.com/office/word/2006/wordml" xmlns:wps="http://schemas.microsoft.com/office/word/2010/wordprocessingShape" mc:Ignorable="w14 w15 w16se w16cid w16 w16cex w16sdtdh w16sdtfl w16du wp14">
+  <w:footnote w:type="separator" w:id="-1">
+    <w:p>
+      <w:pPr>
+        <w:spacing w:after="0" w:line="240" w:lineRule="auto"/>
+        <w:rPr>
+          <w:rFonts w:hint="eastAsia"/>
+        </w:rPr>
+      </w:pPr>
+      <w:r>
+        <w:separator/>
+      </w:r>
+    </w:p>
+  </w:footnote>
+  <w:footnote w:type="continuationSeparator" w:id="0">
+    <w:p>
+      <w:pPr>
+        <w:spacing w:after="0" w:line="240" w:lineRule="auto"/>
+        <w:rPr>
+          <w:rFonts w:hint="eastAsia"/>
+        </w:rPr>
+      </w:pPr>
+      <w:r>
+        <w:continuationSeparator/>
+      </w:r>
+    </w:p>
+  </w:footnote>
+</w:footnotes>
 </file>
 
 <file path=word/numbering.xml><?xml version="1.0" encoding="utf-8"?>

--- a/离散数学/集合论与图论/集合论与图论（下）课后习题/第7讲测验.docx
+++ b/离散数学/集合论与图论/集合论与图论（下）课后习题/第7讲测验.docx
@@ -259,9 +259,11 @@
           <w:rFonts w:hint="eastAsia"/>
         </w:rPr>
       </w:pPr>
+      <w:proofErr w:type="spellStart"/>
       <w:r>
         <w:t>答案:A</w:t>
       </w:r>
+      <w:proofErr w:type="spellEnd"/>
     </w:p>
     <w:p>
       <w:pPr>
@@ -333,9 +335,11 @@
           <w:rFonts w:hint="eastAsia"/>
         </w:rPr>
       </w:pPr>
+      <w:proofErr w:type="spellStart"/>
       <w:r>
         <w:t>A,错误</w:t>
       </w:r>
+      <w:proofErr w:type="spellEnd"/>
     </w:p>
     <w:p>
       <w:pPr>
@@ -344,9 +348,11 @@
           <w:rFonts w:hint="eastAsia"/>
         </w:rPr>
       </w:pPr>
+      <w:proofErr w:type="spellStart"/>
       <w:r>
         <w:t>B,正确</w:t>
       </w:r>
+      <w:proofErr w:type="spellEnd"/>
     </w:p>
     <w:p>
       <w:pPr>
@@ -355,9 +361,11 @@
           <w:rFonts w:hint="eastAsia"/>
         </w:rPr>
       </w:pPr>
+      <w:proofErr w:type="spellStart"/>
       <w:r>
         <w:t>答案:B</w:t>
       </w:r>
+      <w:proofErr w:type="spellEnd"/>
       <w:r>
         <w:br/>
       </w:r>
@@ -423,9 +431,11 @@
           <w:rFonts w:hint="eastAsia"/>
         </w:rPr>
       </w:pPr>
+      <w:proofErr w:type="spellStart"/>
       <w:r>
         <w:t>A,正确</w:t>
       </w:r>
+      <w:proofErr w:type="spellEnd"/>
     </w:p>
     <w:p>
       <w:pPr>
@@ -434,9 +444,11 @@
           <w:rFonts w:hint="eastAsia"/>
         </w:rPr>
       </w:pPr>
+      <w:proofErr w:type="spellStart"/>
       <w:r>
         <w:t>B,错误</w:t>
       </w:r>
+      <w:proofErr w:type="spellEnd"/>
     </w:p>
     <w:p>
       <w:pPr>
@@ -534,10 +546,12 @@
           <w:rFonts w:hint="eastAsia"/>
         </w:rPr>
       </w:pPr>
+      <w:proofErr w:type="spellStart"/>
       <w:r>
         <w:lastRenderedPageBreak/>
         <w:t>A,正确</w:t>
       </w:r>
+      <w:proofErr w:type="spellEnd"/>
     </w:p>
     <w:p>
       <w:pPr>
@@ -546,22 +560,30 @@
           <w:rFonts w:hint="eastAsia"/>
         </w:rPr>
       </w:pPr>
+      <w:proofErr w:type="spellStart"/>
       <w:r>
         <w:t>B,错误</w:t>
       </w:r>
-    </w:p>
-    <w:p>
-      <w:pPr>
-        <w:spacing w:line="360" w:lineRule="auto"/>
-      </w:pPr>
-      <w:r>
-        <w:t>答案:A</w:t>
-      </w:r>
+      <w:proofErr w:type="spellEnd"/>
     </w:p>
     <w:p>
       <w:pPr>
         <w:spacing w:line="360" w:lineRule="auto"/>
         <w:rPr>
+          <w:rFonts w:hint="eastAsia"/>
+        </w:rPr>
+      </w:pPr>
+      <w:proofErr w:type="spellStart"/>
+      <w:r>
+        <w:t>答案:A</w:t>
+      </w:r>
+      <w:proofErr w:type="spellEnd"/>
+    </w:p>
+    <w:p>
+      <w:pPr>
+        <w:spacing w:line="360" w:lineRule="auto"/>
+        <w:rPr>
+          <w:rFonts w:hint="eastAsia"/>
           <w:lang w:eastAsia="zh-CN"/>
         </w:rPr>
       </w:pPr>
@@ -570,11 +592,13 @@
       <w:pPr>
         <w:spacing w:line="360" w:lineRule="auto"/>
         <w:rPr>
+          <w:rFonts w:hint="eastAsia"/>
           <w:lang w:eastAsia="zh-CN"/>
         </w:rPr>
       </w:pPr>
       <w:r>
         <w:rPr>
+          <w:noProof/>
           <w:lang w:eastAsia="zh-CN"/>
         </w:rPr>
         <w:drawing>
@@ -624,6 +648,7 @@
       </w:pPr>
       <w:r>
         <w:rPr>
+          <w:noProof/>
           <w:lang w:eastAsia="zh-CN"/>
         </w:rPr>
         <w:drawing>
@@ -667,7 +692,6 @@
       <w:pPr>
         <w:spacing w:line="360" w:lineRule="auto"/>
         <w:rPr>
-          <w:rFonts w:hint="eastAsia"/>
           <w:lang w:eastAsia="zh-CN"/>
         </w:rPr>
       </w:pPr>
@@ -676,7 +700,65 @@
           <w:rFonts w:hint="eastAsia"/>
           <w:lang w:eastAsia="zh-CN"/>
         </w:rPr>
+        <w:lastRenderedPageBreak/>
         <w:t>A</w:t>
+      </w:r>
+      <w:r>
+        <w:rPr>
+          <w:lang w:eastAsia="zh-CN"/>
+        </w:rPr>
+        <w:drawing>
+          <wp:inline distT="0" distB="0" distL="0" distR="0" wp14:anchorId="72E9972F" wp14:editId="3E968EA6">
+            <wp:extent cx="5486400" cy="4886960"/>
+            <wp:effectExtent l="0" t="0" r="0" b="8890"/>
+            <wp:docPr id="569965604" name="图片 1"/>
+            <wp:cNvGraphicFramePr>
+              <a:graphicFrameLocks xmlns:a="http://schemas.openxmlformats.org/drawingml/2006/main" noChangeAspect="1"/>
+            </wp:cNvGraphicFramePr>
+            <a:graphic xmlns:a="http://schemas.openxmlformats.org/drawingml/2006/main">
+              <a:graphicData uri="http://schemas.openxmlformats.org/drawingml/2006/picture">
+                <pic:pic xmlns:pic="http://schemas.openxmlformats.org/drawingml/2006/picture">
+                  <pic:nvPicPr>
+                    <pic:cNvPr id="569965604" name=""/>
+                    <pic:cNvPicPr/>
+                  </pic:nvPicPr>
+                  <pic:blipFill>
+                    <a:blip r:embed="rId13"/>
+                    <a:stretch>
+                      <a:fillRect/>
+                    </a:stretch>
+                  </pic:blipFill>
+                  <pic:spPr>
+                    <a:xfrm>
+                      <a:off x="0" y="0"/>
+                      <a:ext cx="5486400" cy="4886960"/>
+                    </a:xfrm>
+                    <a:prstGeom prst="rect">
+                      <a:avLst/>
+                    </a:prstGeom>
+                  </pic:spPr>
+                </pic:pic>
+              </a:graphicData>
+            </a:graphic>
+          </wp:inline>
+        </w:drawing>
+      </w:r>
+    </w:p>
+    <w:p>
+      <w:pPr>
+        <w:spacing w:line="360" w:lineRule="auto"/>
+        <w:rPr>
+          <w:rFonts w:hint="eastAsia"/>
+          <w:lang w:eastAsia="zh-CN"/>
+        </w:rPr>
+      </w:pPr>
+      <w:r>
+        <w:rPr>
+          <w:rFonts w:hint="eastAsia"/>
+          <w:highlight w:val="yellow"/>
+          <w:lang w:eastAsia="zh-CN"/>
+        </w:rPr>
+        <w:t>生成树即使同构也是不同的树</w:t>
       </w:r>
     </w:p>
     <w:sectPr>

--- a/离散数学/集合论与图论/集合论与图论（下）课后习题/第7讲测验.docx
+++ b/离散数学/集合论与图论/集合论与图论（下）课后习题/第7讲测验.docx
@@ -7,11 +7,13 @@
         <w:spacing w:line="360" w:lineRule="auto"/>
         <w:rPr>
           <w:rFonts w:hint="eastAsia"/>
+          <w:highlight w:val="yellow"/>
           <w:lang w:eastAsia="zh-CN"/>
         </w:rPr>
       </w:pPr>
       <w:r>
         <w:rPr>
+          <w:highlight w:val="yellow"/>
           <w:lang w:eastAsia="zh-CN"/>
         </w:rPr>
         <w:t>1,关于图</w:t>
@@ -19,6 +21,7 @@
       <w:r>
         <w:rPr>
           <w:noProof/>
+          <w:highlight w:val="yellow"/>
         </w:rPr>
         <w:drawing>
           <wp:inline distT="0" distB="0" distL="0" distR="0" wp14:anchorId="4B5961F2" wp14:editId="3F0F51D6">
@@ -58,6 +61,7 @@
       </w:r>
       <w:r>
         <w:rPr>
+          <w:highlight w:val="yellow"/>
           <w:lang w:eastAsia="zh-CN"/>
         </w:rPr>
         <w:t>，下列说法错误的是（）。</w:t>
@@ -68,11 +72,13 @@
         <w:spacing w:line="360" w:lineRule="auto"/>
         <w:rPr>
           <w:rFonts w:hint="eastAsia"/>
+          <w:highlight w:val="yellow"/>
           <w:lang w:eastAsia="zh-CN"/>
         </w:rPr>
       </w:pPr>
       <w:r>
         <w:rPr>
+          <w:highlight w:val="yellow"/>
           <w:lang w:eastAsia="zh-CN"/>
         </w:rPr>
         <w:t>A,它是5边连通的。</w:t>
@@ -83,11 +89,13 @@
         <w:spacing w:line="360" w:lineRule="auto"/>
         <w:rPr>
           <w:rFonts w:hint="eastAsia"/>
+          <w:highlight w:val="yellow"/>
           <w:lang w:eastAsia="zh-CN"/>
         </w:rPr>
       </w:pPr>
       <w:r>
         <w:rPr>
+          <w:highlight w:val="yellow"/>
           <w:lang w:eastAsia="zh-CN"/>
         </w:rPr>
         <w:t>B,它是3边连通的。</w:t>
@@ -98,11 +106,13 @@
         <w:spacing w:line="360" w:lineRule="auto"/>
         <w:rPr>
           <w:rFonts w:hint="eastAsia"/>
+          <w:highlight w:val="yellow"/>
           <w:lang w:eastAsia="zh-CN"/>
         </w:rPr>
       </w:pPr>
       <w:r>
         <w:rPr>
+          <w:highlight w:val="yellow"/>
           <w:lang w:eastAsia="zh-CN"/>
         </w:rPr>
         <w:t>C,它是2边连通的。</w:t>
@@ -113,11 +123,13 @@
         <w:spacing w:line="360" w:lineRule="auto"/>
         <w:rPr>
           <w:rFonts w:hint="eastAsia"/>
+          <w:highlight w:val="yellow"/>
           <w:lang w:eastAsia="zh-CN"/>
         </w:rPr>
       </w:pPr>
       <w:r>
         <w:rPr>
+          <w:highlight w:val="yellow"/>
           <w:lang w:eastAsia="zh-CN"/>
         </w:rPr>
         <w:t>D,它是4边连通的。</w:t>
@@ -133,6 +145,7 @@
       </w:pPr>
       <w:r>
         <w:rPr>
+          <w:highlight w:val="yellow"/>
           <w:lang w:eastAsia="zh-CN"/>
         </w:rPr>
         <w:t>答案:A</w:t>
@@ -143,9 +156,27 @@
         <w:spacing w:line="360" w:lineRule="auto"/>
         <w:rPr>
           <w:rFonts w:hint="eastAsia"/>
+          <w:b/>
+          <w:bCs/>
+          <w:sz w:val="24"/>
+          <w:szCs w:val="24"/>
+          <w:u w:val="single"/>
           <w:lang w:eastAsia="zh-CN"/>
         </w:rPr>
       </w:pPr>
+      <w:r>
+        <w:rPr>
+          <w:rFonts w:hint="eastAsia"/>
+          <w:b/>
+          <w:bCs/>
+          <w:sz w:val="24"/>
+          <w:szCs w:val="24"/>
+          <w:highlight w:val="yellow"/>
+          <w:u w:val="single"/>
+          <w:lang w:eastAsia="zh-CN"/>
+        </w:rPr>
+        <w:t>个图被认为是 $k$-边连通的，是指：无论从图中移去多少条边，只要移去的边数 少于 $k$ 条，图依然是连通的。</w:t>
+      </w:r>
     </w:p>
     <w:p>
       <w:pPr>
@@ -257,13 +288,19 @@
         <w:spacing w:line="360" w:lineRule="auto"/>
         <w:rPr>
           <w:rFonts w:hint="eastAsia"/>
+          <w:lang w:eastAsia="zh-CN"/>
         </w:rPr>
       </w:pPr>
-      <w:proofErr w:type="spellStart"/>
       <w:r>
-        <w:t>答案:A</w:t>
+        <w:t>答案:</w:t>
       </w:r>
-      <w:proofErr w:type="spellEnd"/>
+      <w:r>
+        <w:rPr>
+          <w:rFonts w:hint="eastAsia"/>
+          <w:lang w:eastAsia="zh-CN"/>
+        </w:rPr>
+        <w:t>B</w:t>
+      </w:r>
     </w:p>
     <w:p>
       <w:pPr>
@@ -281,7 +318,6 @@
         </w:rPr>
       </w:pPr>
       <w:r>
-        <w:lastRenderedPageBreak/>
         <w:t>3,图</w:t>
       </w:r>
       <w:r>
@@ -335,11 +371,9 @@
           <w:rFonts w:hint="eastAsia"/>
         </w:rPr>
       </w:pPr>
-      <w:proofErr w:type="spellStart"/>
       <w:r>
         <w:t>A,错误</w:t>
       </w:r>
-      <w:proofErr w:type="spellEnd"/>
     </w:p>
     <w:p>
       <w:pPr>
@@ -348,11 +382,9 @@
           <w:rFonts w:hint="eastAsia"/>
         </w:rPr>
       </w:pPr>
-      <w:proofErr w:type="spellStart"/>
       <w:r>
         <w:t>B,正确</w:t>
       </w:r>
-      <w:proofErr w:type="spellEnd"/>
     </w:p>
     <w:p>
       <w:pPr>
@@ -361,11 +393,9 @@
           <w:rFonts w:hint="eastAsia"/>
         </w:rPr>
       </w:pPr>
-      <w:proofErr w:type="spellStart"/>
       <w:r>
         <w:t>答案:B</w:t>
       </w:r>
-      <w:proofErr w:type="spellEnd"/>
       <w:r>
         <w:br/>
       </w:r>
@@ -431,11 +461,9 @@
           <w:rFonts w:hint="eastAsia"/>
         </w:rPr>
       </w:pPr>
-      <w:proofErr w:type="spellStart"/>
       <w:r>
         <w:t>A,正确</w:t>
       </w:r>
-      <w:proofErr w:type="spellEnd"/>
     </w:p>
     <w:p>
       <w:pPr>
@@ -444,11 +472,9 @@
           <w:rFonts w:hint="eastAsia"/>
         </w:rPr>
       </w:pPr>
-      <w:proofErr w:type="spellStart"/>
       <w:r>
         <w:t>B,错误</w:t>
       </w:r>
-      <w:proofErr w:type="spellEnd"/>
     </w:p>
     <w:p>
       <w:pPr>
@@ -490,6 +516,7 @@
         <w:rPr>
           <w:lang w:eastAsia="zh-CN"/>
         </w:rPr>
+        <w:lastRenderedPageBreak/>
         <w:t>5,图</w:t>
       </w:r>
       <w:r>
@@ -546,12 +573,9 @@
           <w:rFonts w:hint="eastAsia"/>
         </w:rPr>
       </w:pPr>
-      <w:proofErr w:type="spellStart"/>
       <w:r>
-        <w:lastRenderedPageBreak/>
         <w:t>A,正确</w:t>
       </w:r>
-      <w:proofErr w:type="spellEnd"/>
     </w:p>
     <w:p>
       <w:pPr>
@@ -560,11 +584,9 @@
           <w:rFonts w:hint="eastAsia"/>
         </w:rPr>
       </w:pPr>
-      <w:proofErr w:type="spellStart"/>
       <w:r>
         <w:t>B,错误</w:t>
       </w:r>
-      <w:proofErr w:type="spellEnd"/>
     </w:p>
     <w:p>
       <w:pPr>
@@ -573,11 +595,9 @@
           <w:rFonts w:hint="eastAsia"/>
         </w:rPr>
       </w:pPr>
-      <w:proofErr w:type="spellStart"/>
       <w:r>
         <w:t>答案:A</w:t>
       </w:r>
-      <w:proofErr w:type="spellEnd"/>
     </w:p>
     <w:p>
       <w:pPr>
@@ -692,6 +712,7 @@
       <w:pPr>
         <w:spacing w:line="360" w:lineRule="auto"/>
         <w:rPr>
+          <w:rFonts w:hint="eastAsia"/>
           <w:lang w:eastAsia="zh-CN"/>
         </w:rPr>
       </w:pPr>
@@ -705,6 +726,7 @@
       </w:r>
       <w:r>
         <w:rPr>
+          <w:noProof/>
           <w:lang w:eastAsia="zh-CN"/>
         </w:rPr>
         <w:drawing>

--- a/离散数学/集合论与图论/集合论与图论（下）课后习题/第7讲测验.docx
+++ b/离散数学/集合论与图论/集合论与图论（下）课后习题/第7讲测验.docx
@@ -24,9 +24,9 @@
           <w:highlight w:val="yellow"/>
         </w:rPr>
         <w:drawing>
-          <wp:inline distT="0" distB="0" distL="0" distR="0" wp14:anchorId="4B5961F2" wp14:editId="3F0F51D6">
-            <wp:extent cx="1607820" cy="1478280"/>
-            <wp:effectExtent l="0" t="0" r="0" b="0"/>
+          <wp:inline distT="0" distB="0" distL="0" distR="0" wp14:anchorId="4B5961F2" wp14:editId="63AE4838">
+            <wp:extent cx="1653871" cy="1520621"/>
+            <wp:effectExtent l="0" t="0" r="3810" b="3810"/>
             <wp:docPr id="1" name="Picture 1"/>
             <wp:cNvGraphicFramePr>
               <a:graphicFrameLocks xmlns:a="http://schemas.openxmlformats.org/drawingml/2006/main" noChangeAspect="1"/>
@@ -47,7 +47,7 @@
                   <pic:spPr>
                     <a:xfrm>
                       <a:off x="0" y="0"/>
-                      <a:ext cx="1607820" cy="1478280"/>
+                      <a:ext cx="1664684" cy="1530563"/>
                     </a:xfrm>
                     <a:prstGeom prst="rect">
                       <a:avLst/>
@@ -164,6 +164,7 @@
           <w:lang w:eastAsia="zh-CN"/>
         </w:rPr>
       </w:pPr>
+      <w:proofErr w:type="gramStart"/>
       <w:r>
         <w:rPr>
           <w:rFonts w:hint="eastAsia"/>
@@ -175,7 +176,21 @@
           <w:u w:val="single"/>
           <w:lang w:eastAsia="zh-CN"/>
         </w:rPr>
-        <w:t>个图被认为是 $k$-边连通的，是指：无论从图中移去多少条边，只要移去的边数 少于 $k$ 条，图依然是连通的。</w:t>
+        <w:t>个</w:t>
+      </w:r>
+      <w:proofErr w:type="gramEnd"/>
+      <w:r>
+        <w:rPr>
+          <w:rFonts w:hint="eastAsia"/>
+          <w:b/>
+          <w:bCs/>
+          <w:sz w:val="24"/>
+          <w:szCs w:val="24"/>
+          <w:highlight w:val="yellow"/>
+          <w:u w:val="single"/>
+          <w:lang w:eastAsia="zh-CN"/>
+        </w:rPr>
+        <w:t>图被认为是 $k$-边连通的，是指：无论从图中移去多少条边，只要移去的边数 少于 $k$ 条，图依然是连通的。</w:t>
       </w:r>
     </w:p>
     <w:p>
@@ -244,9 +259,13 @@
         <w:spacing w:line="360" w:lineRule="auto"/>
         <w:rPr>
           <w:rFonts w:hint="eastAsia"/>
+          <w:lang w:eastAsia="zh-CN"/>
         </w:rPr>
       </w:pPr>
       <w:r>
+        <w:rPr>
+          <w:lang w:eastAsia="zh-CN"/>
+        </w:rPr>
         <w:t>A,4</w:t>
       </w:r>
     </w:p>
@@ -255,9 +274,13 @@
         <w:spacing w:line="360" w:lineRule="auto"/>
         <w:rPr>
           <w:rFonts w:hint="eastAsia"/>
+          <w:lang w:eastAsia="zh-CN"/>
         </w:rPr>
       </w:pPr>
       <w:r>
+        <w:rPr>
+          <w:lang w:eastAsia="zh-CN"/>
+        </w:rPr>
         <w:t>B,3</w:t>
       </w:r>
     </w:p>
@@ -266,9 +289,13 @@
         <w:spacing w:line="360" w:lineRule="auto"/>
         <w:rPr>
           <w:rFonts w:hint="eastAsia"/>
+          <w:lang w:eastAsia="zh-CN"/>
         </w:rPr>
       </w:pPr>
       <w:r>
+        <w:rPr>
+          <w:lang w:eastAsia="zh-CN"/>
+        </w:rPr>
         <w:t>C,1</w:t>
       </w:r>
     </w:p>
@@ -277,9 +304,13 @@
         <w:spacing w:line="360" w:lineRule="auto"/>
         <w:rPr>
           <w:rFonts w:hint="eastAsia"/>
+          <w:lang w:eastAsia="zh-CN"/>
         </w:rPr>
       </w:pPr>
       <w:r>
+        <w:rPr>
+          <w:lang w:eastAsia="zh-CN"/>
+        </w:rPr>
         <w:t>D,2</w:t>
       </w:r>
     </w:p>
@@ -292,6 +323,9 @@
         </w:rPr>
       </w:pPr>
       <w:r>
+        <w:rPr>
+          <w:lang w:eastAsia="zh-CN"/>
+        </w:rPr>
         <w:t>答案:</w:t>
       </w:r>
       <w:r>
@@ -307,6 +341,7 @@
         <w:spacing w:line="360" w:lineRule="auto"/>
         <w:rPr>
           <w:rFonts w:hint="eastAsia"/>
+          <w:lang w:eastAsia="zh-CN"/>
         </w:rPr>
       </w:pPr>
     </w:p>
@@ -315,9 +350,13 @@
         <w:spacing w:line="360" w:lineRule="auto"/>
         <w:rPr>
           <w:rFonts w:hint="eastAsia"/>
+          <w:lang w:eastAsia="zh-CN"/>
         </w:rPr>
       </w:pPr>
       <w:r>
+        <w:rPr>
+          <w:lang w:eastAsia="zh-CN"/>
+        </w:rPr>
         <w:t>3,图</w:t>
       </w:r>
       <w:r>
@@ -361,6 +400,9 @@
         </w:drawing>
       </w:r>
       <w:r>
+        <w:rPr>
+          <w:lang w:eastAsia="zh-CN"/>
+        </w:rPr>
         <w:t>中顶点的最小度为5。</w:t>
       </w:r>
     </w:p>
@@ -369,9 +411,13 @@
         <w:spacing w:line="360" w:lineRule="auto"/>
         <w:rPr>
           <w:rFonts w:hint="eastAsia"/>
+          <w:lang w:eastAsia="zh-CN"/>
         </w:rPr>
       </w:pPr>
       <w:r>
+        <w:rPr>
+          <w:lang w:eastAsia="zh-CN"/>
+        </w:rPr>
         <w:t>A,错误</w:t>
       </w:r>
     </w:p>
@@ -380,9 +426,13 @@
         <w:spacing w:line="360" w:lineRule="auto"/>
         <w:rPr>
           <w:rFonts w:hint="eastAsia"/>
+          <w:lang w:eastAsia="zh-CN"/>
         </w:rPr>
       </w:pPr>
       <w:r>
+        <w:rPr>
+          <w:lang w:eastAsia="zh-CN"/>
+        </w:rPr>
         <w:t>B,正确</w:t>
       </w:r>
     </w:p>
@@ -391,12 +441,19 @@
         <w:spacing w:line="360" w:lineRule="auto"/>
         <w:rPr>
           <w:rFonts w:hint="eastAsia"/>
+          <w:lang w:eastAsia="zh-CN"/>
         </w:rPr>
       </w:pPr>
       <w:r>
+        <w:rPr>
+          <w:lang w:eastAsia="zh-CN"/>
+        </w:rPr>
         <w:t>答案:B</w:t>
       </w:r>
       <w:r>
+        <w:rPr>
+          <w:lang w:eastAsia="zh-CN"/>
+        </w:rPr>
         <w:br/>
       </w:r>
     </w:p>
@@ -405,9 +462,13 @@
         <w:spacing w:line="360" w:lineRule="auto"/>
         <w:rPr>
           <w:rFonts w:hint="eastAsia"/>
+          <w:lang w:eastAsia="zh-CN"/>
         </w:rPr>
       </w:pPr>
       <w:r>
+        <w:rPr>
+          <w:lang w:eastAsia="zh-CN"/>
+        </w:rPr>
         <w:t>4,图</w:t>
       </w:r>
       <w:r>
@@ -451,6 +512,9 @@
         </w:drawing>
       </w:r>
       <w:r>
+        <w:rPr>
+          <w:lang w:eastAsia="zh-CN"/>
+        </w:rPr>
         <w:t>的顶点连通度为3。</w:t>
       </w:r>
     </w:p>
@@ -461,9 +525,11 @@
           <w:rFonts w:hint="eastAsia"/>
         </w:rPr>
       </w:pPr>
+      <w:proofErr w:type="spellStart"/>
       <w:r>
         <w:t>A,正确</w:t>
       </w:r>
+      <w:proofErr w:type="spellEnd"/>
     </w:p>
     <w:p>
       <w:pPr>
@@ -472,9 +538,11 @@
           <w:rFonts w:hint="eastAsia"/>
         </w:rPr>
       </w:pPr>
+      <w:proofErr w:type="spellStart"/>
       <w:r>
         <w:t>B,错误</w:t>
       </w:r>
+      <w:proofErr w:type="spellEnd"/>
     </w:p>
     <w:p>
       <w:pPr>
@@ -573,9 +641,11 @@
           <w:rFonts w:hint="eastAsia"/>
         </w:rPr>
       </w:pPr>
+      <w:proofErr w:type="spellStart"/>
       <w:r>
         <w:t>A,正确</w:t>
       </w:r>
+      <w:proofErr w:type="spellEnd"/>
     </w:p>
     <w:p>
       <w:pPr>
@@ -584,9 +654,11 @@
           <w:rFonts w:hint="eastAsia"/>
         </w:rPr>
       </w:pPr>
+      <w:proofErr w:type="spellStart"/>
       <w:r>
         <w:t>B,错误</w:t>
       </w:r>
+      <w:proofErr w:type="spellEnd"/>
     </w:p>
     <w:p>
       <w:pPr>
@@ -595,9 +667,11 @@
           <w:rFonts w:hint="eastAsia"/>
         </w:rPr>
       </w:pPr>
+      <w:proofErr w:type="spellStart"/>
       <w:r>
         <w:t>答案:A</w:t>
       </w:r>
+      <w:proofErr w:type="spellEnd"/>
     </w:p>
     <w:p>
       <w:pPr>
